--- a/C64 Keyboard connector PCB/Rev. 0/text/C64KBConPCB_ModD.docx
+++ b/C64 Keyboard connector PCB/Rev. 0/text/C64KBConPCB_ModD.docx
@@ -132,7 +132,7 @@
           <w:lang w:val="en-US"/>
         </w:rPr>
         <w:drawing>
-          <wp:inline distT="0" distB="0" distL="0" distR="0" wp14:anchorId="3CACF299" wp14:editId="15ADD69B">
+          <wp:inline distT="0" distB="0" distL="0" distR="0" wp14:anchorId="3CACF299" wp14:editId="74946AE0">
             <wp:extent cx="5041392" cy="2118360"/>
             <wp:effectExtent l="0" t="0" r="6985" b="0"/>
             <wp:docPr id="1114726751" name="Grafik 1"/>
@@ -1318,25 +1318,7 @@
         <w:rPr>
           <w:lang w:val="en-US"/>
         </w:rPr>
-        <w:t>J</w:t>
-      </w:r>
-      <w:r>
-        <w:rPr>
-          <w:lang w:val="en-US"/>
-        </w:rPr>
-        <w:t>2</w:t>
-      </w:r>
-      <w:r>
-        <w:rPr>
-          <w:lang w:val="en-US"/>
-        </w:rPr>
-        <w:t xml:space="preserve"> – </w:t>
-      </w:r>
-      <w:r>
-        <w:rPr>
-          <w:lang w:val="en-US"/>
-        </w:rPr>
-        <w:t>Ribbon Cable Connector</w:t>
+        <w:t>J2 – Ribbon Cable Connector</w:t>
       </w:r>
     </w:p>
     <w:p>
@@ -2242,7 +2224,43 @@
         <w:rPr>
           <w:lang w:val="en-US"/>
         </w:rPr>
-        <w:t xml:space="preserve"> connector (male) on the side of this PCB. The cable is shown in drawing number 224-3-01-00.</w:t>
+        <w:t xml:space="preserve"> connector (male) on the side of this PCB. The cable is shown in </w:t>
+      </w:r>
+      <w:r>
+        <w:rPr>
+          <w:lang w:val="en-US"/>
+        </w:rPr>
+        <w:t xml:space="preserve">the /Cables/pdf/ sub-folder of this repository, </w:t>
+      </w:r>
+      <w:r>
+        <w:rPr>
+          <w:lang w:val="en-US"/>
+        </w:rPr>
+        <w:t>drawing number 2</w:t>
+      </w:r>
+      <w:r>
+        <w:rPr>
+          <w:lang w:val="en-US"/>
+        </w:rPr>
+        <w:t>33</w:t>
+      </w:r>
+      <w:r>
+        <w:rPr>
+          <w:lang w:val="en-US"/>
+        </w:rPr>
+        <w:t>-3-01-00</w:t>
+      </w:r>
+      <w:r>
+        <w:rPr>
+          <w:lang w:val="en-US"/>
+        </w:rPr>
+        <w:t xml:space="preserve"> (KB_Cab.pdf)</w:t>
+      </w:r>
+      <w:r>
+        <w:rPr>
+          <w:lang w:val="en-US"/>
+        </w:rPr>
+        <w:t>.</w:t>
       </w:r>
     </w:p>
     <w:p>
@@ -2448,7 +2466,7 @@
         <w:noProof/>
         <w:lang w:val="en-US"/>
       </w:rPr>
-      <w:t>05.06.2026 16:21</w:t>
+      <w:t>11.10.2026 17:34</w:t>
     </w:r>
     <w:r>
       <w:rPr>
@@ -2790,7 +2808,7 @@
         <w:szCs w:val="20"/>
         <w:lang w:val="en-US"/>
       </w:rPr>
-      <w:t>05.06.2026 16:21</w:t>
+      <w:t>11.10.2026 17:34</w:t>
     </w:r>
     <w:r>
       <w:rPr>
